--- a/test-docs/服务级别协议SLA.docx
+++ b/test-docs/服务级别协议SLA.docx
@@ -14,7 +14,7 @@
     </w:p>
     <w:p>
       <w:r>
-        <w:t xml:space="preserve">故障响应：P1 级（业务中断）15 分钟内响应，P2 级（严重降级）30 分钟，P3 级 2 小时。</w:t>
+        <w:t xml:space="preserve">工单响应：P0 紧急（业务中断）15 分钟内响应，P1 高危（严重降级）1 小时，P2 普通 4 小时。</w:t>
       </w:r>
     </w:p>
     <w:p>
